--- a/_build/docx/01_Кадровые_документы/6_Лист_ознакомления.docx
+++ b/_build/docx/01_Кадровые_документы/6_Лист_ознакомления.docx
@@ -154,7 +154,7 @@
                 <w:rFonts w:ascii="Times New Roman" w:hAnsi="Times New Roman"/>
                 <w:sz w:val="22"/>
               </w:rPr>
-              <w:t>Приказ о переводе на должность ведущего инженера-конструктора</w:t>
+              <w:t>Заявление работника о переводе</w:t>
             </w:r>
           </w:p>
         </w:tc>
@@ -196,7 +196,7 @@
                 <w:rFonts w:ascii="Times New Roman" w:hAnsi="Times New Roman"/>
                 <w:sz w:val="22"/>
               </w:rPr>
-              <w:t>Приказ о создании отдела и назначении руководителем отдела</w:t>
+              <w:t>Приказ о переводе на должность ведущего инженера-конструктора</w:t>
             </w:r>
           </w:p>
         </w:tc>
@@ -238,7 +238,7 @@
                 <w:rFonts w:ascii="Times New Roman" w:hAnsi="Times New Roman"/>
                 <w:sz w:val="22"/>
               </w:rPr>
-              <w:t>Должностная инструкция ведущего инженера-конструктора — руководителя отдела</w:t>
+              <w:t>Приказ о создании отдела и назначении руководителем отдела</w:t>
             </w:r>
           </w:p>
         </w:tc>
@@ -280,7 +280,7 @@
                 <w:rFonts w:ascii="Times New Roman" w:hAnsi="Times New Roman"/>
                 <w:sz w:val="22"/>
               </w:rPr>
-              <w:t>Положение о проектно-конструкторском отделе</w:t>
+              <w:t>Приказ об установлении надбавки за руководство отделом</w:t>
             </w:r>
           </w:p>
         </w:tc>
@@ -322,7 +322,7 @@
                 <w:rFonts w:ascii="Times New Roman" w:hAnsi="Times New Roman"/>
                 <w:sz w:val="22"/>
               </w:rPr>
-              <w:t>Регламент оформления чертежей рабочей документации стадии КМД</w:t>
+              <w:t>Должностная инструкция ведущего инженера-конструктора — руководителя отдела</w:t>
             </w:r>
           </w:p>
         </w:tc>
@@ -364,7 +364,133 @@
                 <w:rFonts w:ascii="Times New Roman" w:hAnsi="Times New Roman"/>
                 <w:sz w:val="22"/>
               </w:rPr>
+              <w:t>Положение о проектно-конструкторском отделе</w:t>
+            </w:r>
+          </w:p>
+        </w:tc>
+        <w:tc>
+          <w:tcPr>
+            <w:tcW w:type="dxa" w:w="2493"/>
+          </w:tcPr>
+          <w:p/>
+        </w:tc>
+        <w:tc>
+          <w:tcPr>
+            <w:tcW w:type="dxa" w:w="2493"/>
+          </w:tcPr>
+          <w:p/>
+        </w:tc>
+      </w:tr>
+      <w:tr>
+        <w:tc>
+          <w:tcPr>
+            <w:tcW w:type="dxa" w:w="2493"/>
+          </w:tcPr>
+          <w:p>
+            <w:r>
+              <w:rPr>
+                <w:rFonts w:ascii="Times New Roman" w:hAnsi="Times New Roman"/>
+                <w:sz w:val="22"/>
+              </w:rPr>
+              <w:t>7</w:t>
+            </w:r>
+          </w:p>
+        </w:tc>
+        <w:tc>
+          <w:tcPr>
+            <w:tcW w:type="dxa" w:w="2493"/>
+          </w:tcPr>
+          <w:p>
+            <w:r>
+              <w:rPr>
+                <w:rFonts w:ascii="Times New Roman" w:hAnsi="Times New Roman"/>
+                <w:sz w:val="22"/>
+              </w:rPr>
+              <w:t>Регламент оформления чертежей рабочей документации стадии КМД</w:t>
+            </w:r>
+          </w:p>
+        </w:tc>
+        <w:tc>
+          <w:tcPr>
+            <w:tcW w:type="dxa" w:w="2493"/>
+          </w:tcPr>
+          <w:p/>
+        </w:tc>
+        <w:tc>
+          <w:tcPr>
+            <w:tcW w:type="dxa" w:w="2493"/>
+          </w:tcPr>
+          <w:p/>
+        </w:tc>
+      </w:tr>
+      <w:tr>
+        <w:tc>
+          <w:tcPr>
+            <w:tcW w:type="dxa" w:w="2493"/>
+          </w:tcPr>
+          <w:p>
+            <w:r>
+              <w:rPr>
+                <w:rFonts w:ascii="Times New Roman" w:hAnsi="Times New Roman"/>
+                <w:sz w:val="22"/>
+              </w:rPr>
+              <w:t>8</w:t>
+            </w:r>
+          </w:p>
+        </w:tc>
+        <w:tc>
+          <w:tcPr>
+            <w:tcW w:type="dxa" w:w="2493"/>
+          </w:tcPr>
+          <w:p>
+            <w:r>
+              <w:rPr>
+                <w:rFonts w:ascii="Times New Roman" w:hAnsi="Times New Roman"/>
+                <w:sz w:val="22"/>
+              </w:rPr>
               <w:t>Дополнительное соглашение к трудовому договору</w:t>
+            </w:r>
+          </w:p>
+        </w:tc>
+        <w:tc>
+          <w:tcPr>
+            <w:tcW w:type="dxa" w:w="2493"/>
+          </w:tcPr>
+          <w:p/>
+        </w:tc>
+        <w:tc>
+          <w:tcPr>
+            <w:tcW w:type="dxa" w:w="2493"/>
+          </w:tcPr>
+          <w:p/>
+        </w:tc>
+      </w:tr>
+      <w:tr>
+        <w:tc>
+          <w:tcPr>
+            <w:tcW w:type="dxa" w:w="2493"/>
+          </w:tcPr>
+          <w:p>
+            <w:r>
+              <w:rPr>
+                <w:rFonts w:ascii="Times New Roman" w:hAnsi="Times New Roman"/>
+                <w:sz w:val="22"/>
+              </w:rPr>
+              <w:t>9</w:t>
+            </w:r>
+          </w:p>
+        </w:tc>
+        <w:tc>
+          <w:tcPr>
+            <w:tcW w:type="dxa" w:w="2493"/>
+          </w:tcPr>
+          <w:p>
+            <w:r>
+              <w:rPr>
+                <w:rFonts w:ascii="Times New Roman" w:hAnsi="Times New Roman"/>
+                <w:sz w:val="22"/>
+              </w:rPr>
+              <w:t>Штатное расписание (выписка)</w:t>
             </w:r>
           </w:p>
         </w:tc>
@@ -632,6 +758,165 @@
             <w:tcW w:type="dxa" w:w="1995"/>
           </w:tcPr>
           <w:p/>
+        </w:tc>
+        <w:tc>
+          <w:tcPr>
+            <w:tcW w:type="dxa" w:w="1995"/>
+          </w:tcPr>
+          <w:p/>
+        </w:tc>
+        <w:tc>
+          <w:tcPr>
+            <w:tcW w:type="dxa" w:w="1995"/>
+          </w:tcPr>
+          <w:p/>
+        </w:tc>
+        <w:tc>
+          <w:tcPr>
+            <w:tcW w:type="dxa" w:w="1995"/>
+          </w:tcPr>
+          <w:p/>
+        </w:tc>
+      </w:tr>
+    </w:tbl>
+    <w:p/>
+    <w:p>
+      <w:r>
+        <w:rPr>
+          <w:rFonts w:ascii="Times New Roman" w:hAnsi="Times New Roman"/>
+          <w:b/>
+          <w:sz w:val="26"/>
+        </w:rPr>
+        <w:t>Часть В. Внеплановый инструктаж по охране труда</w:t>
+      </w:r>
+    </w:p>
+    <w:p>
+      <w:r>
+        <w:rPr>
+          <w:rFonts w:ascii="Times New Roman" w:hAnsi="Times New Roman"/>
+        </w:rPr>
+        <w:t>В связи с переводом на новую должность (ведущий инженер-конструктор — руководитель отдела) Иванюк В.С. прошла внеплановый инструктаж по охране труда в соответствии со ст. 225 Трудового кодекса Республики Беларусь и Постановлением Совета Министров Республики Беларусь от 28.04.2020 № 246.</w:t>
+      </w:r>
+    </w:p>
+    <w:tbl>
+      <w:tblPr>
+        <w:tblStyle w:val="TableGrid"/>
+        <w:tblW w:type="auto" w:w="0"/>
+        <w:jc w:val="center"/>
+        <w:tblLook w:firstColumn="1" w:firstRow="1" w:lastColumn="0" w:lastRow="0" w:noHBand="0" w:noVBand="1" w:val="04A0"/>
+      </w:tblPr>
+      <w:tblGrid>
+        <w:gridCol w:w="1995"/>
+        <w:gridCol w:w="1995"/>
+        <w:gridCol w:w="1995"/>
+        <w:gridCol w:w="1995"/>
+        <w:gridCol w:w="1995"/>
+      </w:tblGrid>
+      <w:tr>
+        <w:tc>
+          <w:tcPr>
+            <w:tcW w:type="dxa" w:w="1995"/>
+          </w:tcPr>
+          <w:p>
+            <w:r>
+              <w:rPr>
+                <w:rFonts w:ascii="Times New Roman" w:hAnsi="Times New Roman"/>
+                <w:b/>
+                <w:sz w:val="22"/>
+              </w:rPr>
+              <w:t>№</w:t>
+            </w:r>
+          </w:p>
+        </w:tc>
+        <w:tc>
+          <w:tcPr>
+            <w:tcW w:type="dxa" w:w="1995"/>
+          </w:tcPr>
+          <w:p>
+            <w:r>
+              <w:rPr>
+                <w:rFonts w:ascii="Times New Roman" w:hAnsi="Times New Roman"/>
+                <w:b/>
+                <w:sz w:val="22"/>
+              </w:rPr>
+              <w:t>Вид инструктажа</w:t>
+            </w:r>
+          </w:p>
+        </w:tc>
+        <w:tc>
+          <w:tcPr>
+            <w:tcW w:type="dxa" w:w="1995"/>
+          </w:tcPr>
+          <w:p>
+            <w:r>
+              <w:rPr>
+                <w:rFonts w:ascii="Times New Roman" w:hAnsi="Times New Roman"/>
+                <w:b/>
+                <w:sz w:val="22"/>
+              </w:rPr>
+              <w:t>Дата проведения</w:t>
+            </w:r>
+          </w:p>
+        </w:tc>
+        <w:tc>
+          <w:tcPr>
+            <w:tcW w:type="dxa" w:w="1995"/>
+          </w:tcPr>
+          <w:p>
+            <w:r>
+              <w:rPr>
+                <w:rFonts w:ascii="Times New Roman" w:hAnsi="Times New Roman"/>
+                <w:b/>
+                <w:sz w:val="22"/>
+              </w:rPr>
+              <w:t>Инструктирующий</w:t>
+            </w:r>
+          </w:p>
+        </w:tc>
+        <w:tc>
+          <w:tcPr>
+            <w:tcW w:type="dxa" w:w="1995"/>
+          </w:tcPr>
+          <w:p>
+            <w:r>
+              <w:rPr>
+                <w:rFonts w:ascii="Times New Roman" w:hAnsi="Times New Roman"/>
+                <w:b/>
+                <w:sz w:val="22"/>
+              </w:rPr>
+              <w:t>Подпись инструктируемого</w:t>
+            </w:r>
+          </w:p>
+        </w:tc>
+      </w:tr>
+      <w:tr>
+        <w:tc>
+          <w:tcPr>
+            <w:tcW w:type="dxa" w:w="1995"/>
+          </w:tcPr>
+          <w:p>
+            <w:r>
+              <w:rPr>
+                <w:rFonts w:ascii="Times New Roman" w:hAnsi="Times New Roman"/>
+                <w:sz w:val="22"/>
+              </w:rPr>
+              <w:t>1</w:t>
+            </w:r>
+          </w:p>
+        </w:tc>
+        <w:tc>
+          <w:tcPr>
+            <w:tcW w:type="dxa" w:w="1995"/>
+          </w:tcPr>
+          <w:p>
+            <w:r>
+              <w:rPr>
+                <w:rFonts w:ascii="Times New Roman" w:hAnsi="Times New Roman"/>
+                <w:sz w:val="22"/>
+              </w:rPr>
+              <w:t>Внеплановый инструктаж по охране труда (при переводе на новую должность)</w:t>
+            </w:r>
+          </w:p>
         </w:tc>
         <w:tc>
           <w:tcPr>

--- a/_build/docx/01_Кадровые_документы/6_Лист_ознакомления.docx
+++ b/_build/docx/01_Кадровые_документы/6_Лист_ознакомления.docx
@@ -154,7 +154,7 @@
                 <w:rFonts w:ascii="Times New Roman" w:hAnsi="Times New Roman"/>
                 <w:sz w:val="22"/>
               </w:rPr>
-              <w:t>Заявление работника о переводе</w:t>
+              <w:t>Приказ по итогам аттестации</w:t>
             </w:r>
           </w:p>
         </w:tc>
@@ -507,6 +507,48 @@
           <w:p/>
         </w:tc>
       </w:tr>
+      <w:tr>
+        <w:tc>
+          <w:tcPr>
+            <w:tcW w:type="dxa" w:w="2493"/>
+          </w:tcPr>
+          <w:p>
+            <w:r>
+              <w:rPr>
+                <w:rFonts w:ascii="Times New Roman" w:hAnsi="Times New Roman"/>
+                <w:sz w:val="22"/>
+              </w:rPr>
+              <w:t>10</w:t>
+            </w:r>
+          </w:p>
+        </w:tc>
+        <w:tc>
+          <w:tcPr>
+            <w:tcW w:type="dxa" w:w="2493"/>
+          </w:tcPr>
+          <w:p>
+            <w:r>
+              <w:rPr>
+                <w:rFonts w:ascii="Times New Roman" w:hAnsi="Times New Roman"/>
+                <w:sz w:val="22"/>
+              </w:rPr>
+              <w:t>Информационное письмо руководителю отдела (функции, права, ответственность)</w:t>
+            </w:r>
+          </w:p>
+        </w:tc>
+        <w:tc>
+          <w:tcPr>
+            <w:tcW w:type="dxa" w:w="2493"/>
+          </w:tcPr>
+          <w:p/>
+        </w:tc>
+        <w:tc>
+          <w:tcPr>
+            <w:tcW w:type="dxa" w:w="2493"/>
+          </w:tcPr>
+          <w:p/>
+        </w:tc>
+      </w:tr>
     </w:tbl>
     <w:p/>
     <w:p>
@@ -795,7 +837,7 @@
         <w:rPr>
           <w:rFonts w:ascii="Times New Roman" w:hAnsi="Times New Roman"/>
         </w:rPr>
-        <w:t>В связи с переводом на новую должность (ведущий инженер-конструктор — руководитель отдела) Иванюк В.С. прошла внеплановый инструктаж по охране труда в соответствии со ст. 225 Трудового кодекса Республики Беларусь и Постановлением Совета Министров Республики Беларусь от 28.04.2020 № 246.</w:t>
+        <w:t>В связи с переводом на новую должность (ведущий инженер-конструктор — руководитель отдела) Иванюк В.С. прошла внеплановый инструктаж по охране труда в соответствии с Законом Республики Беларусь от 23.06.2008 № 356-З «Об охране труда» и Инструкцией о порядке обучения, стажировки, инструктажа и проверки знаний работающих по вопросам охраны труда, утверждённой постановлением Министерства труда и социальной защиты Республики Беларусь от 28.11.2008 № 175. Запись об инструктаже внесена в журнал регистрации инструктажа по охране труда.</w:t>
       </w:r>
     </w:p>
     <w:tbl>

--- a/_build/docx/01_Кадровые_документы/6_Лист_ознакомления.docx
+++ b/_build/docx/01_Кадровые_документы/6_Лист_ознакомления.docx
@@ -68,6 +68,9 @@
         <w:gridCol w:w="2493"/>
       </w:tblGrid>
       <w:tr>
+        <w:trPr>
+          <w:tblHeader w:val="true"/>
+        </w:trPr>
         <w:tc>
           <w:tcPr>
             <w:tcW w:type="dxa" w:w="2493"/>
@@ -196,7 +199,7 @@
                 <w:rFonts w:ascii="Times New Roman" w:hAnsi="Times New Roman"/>
                 <w:sz w:val="22"/>
               </w:rPr>
-              <w:t>Приказ о переводе на должность ведущего инженера-конструктора</w:t>
+              <w:t>Приказ о переводе на должность начальника проектно-конструкторского отдела</w:t>
             </w:r>
           </w:p>
         </w:tc>
@@ -238,7 +241,7 @@
                 <w:rFonts w:ascii="Times New Roman" w:hAnsi="Times New Roman"/>
                 <w:sz w:val="22"/>
               </w:rPr>
-              <w:t>Приказ о создании отдела и назначении руководителем отдела</w:t>
+              <w:t>Приказ о создании проектно-конструкторского отдела</w:t>
             </w:r>
           </w:p>
         </w:tc>
@@ -280,7 +283,7 @@
                 <w:rFonts w:ascii="Times New Roman" w:hAnsi="Times New Roman"/>
                 <w:sz w:val="22"/>
               </w:rPr>
-              <w:t>Приказ об установлении надбавки за руководство отделом</w:t>
+              <w:t>Приказ об установлении надбавки за сложность и напряжённость труда</w:t>
             </w:r>
           </w:p>
         </w:tc>
@@ -322,7 +325,7 @@
                 <w:rFonts w:ascii="Times New Roman" w:hAnsi="Times New Roman"/>
                 <w:sz w:val="22"/>
               </w:rPr>
-              <w:t>Должностная инструкция ведущего инженера-конструктора — руководителя отдела</w:t>
+              <w:t>Должностная инструкция начальника проектно-конструкторского отдела</w:t>
             </w:r>
           </w:p>
         </w:tc>
@@ -448,7 +451,7 @@
                 <w:rFonts w:ascii="Times New Roman" w:hAnsi="Times New Roman"/>
                 <w:sz w:val="22"/>
               </w:rPr>
-              <w:t>Дополнительное соглашение к трудовому договору</w:t>
+              <w:t>Дополнительное соглашение к трудовому договору (контракту)</w:t>
             </w:r>
           </w:p>
         </w:tc>
@@ -490,7 +493,7 @@
                 <w:rFonts w:ascii="Times New Roman" w:hAnsi="Times New Roman"/>
                 <w:sz w:val="22"/>
               </w:rPr>
-              <w:t>Штатное расписание (выписка)</w:t>
+              <w:t>Выписка из штатного расписания по проектно-конструкторскому отделу</w:t>
             </w:r>
           </w:p>
         </w:tc>
@@ -532,7 +535,7 @@
                 <w:rFonts w:ascii="Times New Roman" w:hAnsi="Times New Roman"/>
                 <w:sz w:val="22"/>
               </w:rPr>
-              <w:t>Информационное письмо руководителю отдела (функции, права, ответственность)</w:t>
+              <w:t>Информационное письмо начальнику отдела (функции, права, ответственность)</w:t>
             </w:r>
           </w:p>
         </w:tc>
@@ -566,7 +569,7 @@
         <w:rPr>
           <w:rFonts w:ascii="Times New Roman" w:hAnsi="Times New Roman"/>
         </w:rPr>
-        <w:t>Работники отдела ознакомлены с тем, что с 25 июня 2026 г. образован проектно-конструкторский отдел, руководителем которого назначена Иванюк В.С., и что</w:t>
+        <w:t>Работники отдела ознакомлены с тем, что с «___» __________ 2026 г. образован проектно-конструкторский отдел, начальником которого назначена Иванюк В.С., и что</w:t>
       </w:r>
     </w:p>
     <w:p>
@@ -592,6 +595,9 @@
         <w:gridCol w:w="1995"/>
       </w:tblGrid>
       <w:tr>
+        <w:trPr>
+          <w:tblHeader w:val="true"/>
+        </w:trPr>
         <w:tc>
           <w:tcPr>
             <w:tcW w:type="dxa" w:w="1995"/>
@@ -837,7 +843,7 @@
         <w:rPr>
           <w:rFonts w:ascii="Times New Roman" w:hAnsi="Times New Roman"/>
         </w:rPr>
-        <w:t>В связи с переводом на новую должность (ведущий инженер-конструктор — руководитель отдела) Иванюк В.С. прошла внеплановый инструктаж по охране труда в соответствии с Законом Республики Беларусь от 23.06.2008 № 356-З «Об охране труда» и Инструкцией о порядке обучения, стажировки, инструктажа и проверки знаний работающих по вопросам охраны труда, утверждённой постановлением Министерства труда и социальной защиты Республики Беларусь от 28.11.2008 № 175. Запись об инструктаже внесена в журнал регистрации инструктажа по охране труда.</w:t>
+        <w:t>В связи с переводом на новую должность (начальник проектно-конструкторского отдела) Иванюк В.С. прошла внеплановый инструктаж по охране труда в соответствии с Законом Республики Беларусь от 23.06.2008 № 356-З «Об охране труда» и Инструкцией о порядке обучения, стажировки, инструктажа и проверки знаний работающих по вопросам охраны труда, утверждённой постановлением Министерства труда и социальной защиты Республики Беларусь от 28.11.2008 № 175. Запись об инструктаже внесена в журнал регистрации инструктажа по охране труда.</w:t>
       </w:r>
     </w:p>
     <w:tbl>
@@ -855,6 +861,9 @@
         <w:gridCol w:w="1995"/>
       </w:tblGrid>
       <w:tr>
+        <w:trPr>
+          <w:tblHeader w:val="true"/>
+        </w:trPr>
         <w:tc>
           <w:tcPr>
             <w:tcW w:type="dxa" w:w="1995"/>
@@ -957,6 +966,302 @@
                 <w:sz w:val="22"/>
               </w:rPr>
               <w:t>Внеплановый инструктаж по охране труда (при переводе на новую должность)</w:t>
+            </w:r>
+          </w:p>
+        </w:tc>
+        <w:tc>
+          <w:tcPr>
+            <w:tcW w:type="dxa" w:w="1995"/>
+          </w:tcPr>
+          <w:p/>
+        </w:tc>
+        <w:tc>
+          <w:tcPr>
+            <w:tcW w:type="dxa" w:w="1995"/>
+          </w:tcPr>
+          <w:p/>
+        </w:tc>
+        <w:tc>
+          <w:tcPr>
+            <w:tcW w:type="dxa" w:w="1995"/>
+          </w:tcPr>
+          <w:p/>
+        </w:tc>
+      </w:tr>
+    </w:tbl>
+    <w:p/>
+    <w:p>
+      <w:r>
+        <w:rPr>
+          <w:rFonts w:ascii="Times New Roman" w:hAnsi="Times New Roman"/>
+          <w:b/>
+          <w:sz w:val="26"/>
+        </w:rPr>
+        <w:t>Часть Г. Ознакомление главного инженера</w:t>
+      </w:r>
+    </w:p>
+    <w:p>
+      <w:r>
+        <w:rPr>
+          <w:rFonts w:ascii="Times New Roman" w:hAnsi="Times New Roman"/>
+        </w:rPr>
+        <w:t>Главный инженер ознакомлен с образованием проектно-конструкторского отдела, с</w:t>
+      </w:r>
+    </w:p>
+    <w:p>
+      <w:r>
+        <w:rPr>
+          <w:rFonts w:ascii="Times New Roman" w:hAnsi="Times New Roman"/>
+        </w:rPr>
+        <w:t xml:space="preserve">порядком передачи ему выпущенной документации и с </w:t>
+      </w:r>
+      <w:r>
+        <w:rPr>
+          <w:rFonts w:ascii="Times New Roman" w:hAnsi="Times New Roman"/>
+          <w:b/>
+        </w:rPr>
+        <w:t>Регламентом оформления</w:t>
+      </w:r>
+    </w:p>
+    <w:p>
+      <w:r>
+        <w:rPr>
+          <w:rFonts w:ascii="Times New Roman" w:hAnsi="Times New Roman"/>
+        </w:rPr>
+        <w:t>чертежей рабочей документации стадии КМД</w:t>
+      </w:r>
+      <w:r>
+        <w:rPr>
+          <w:rFonts w:ascii="Times New Roman" w:hAnsi="Times New Roman"/>
+          <w:b/>
+        </w:rPr>
+        <w:t xml:space="preserve"> — в части, касающейся приёмки</w:t>
+      </w:r>
+    </w:p>
+    <w:p>
+      <w:r>
+        <w:rPr>
+          <w:rFonts w:ascii="Times New Roman" w:hAnsi="Times New Roman"/>
+        </w:rPr>
+        <w:t>комплекта и подписания основной надписи (графа «Гл. инженер»).</w:t>
+      </w:r>
+    </w:p>
+    <w:tbl>
+      <w:tblPr>
+        <w:tblStyle w:val="TableGrid"/>
+        <w:tblW w:type="auto" w:w="0"/>
+        <w:jc w:val="center"/>
+        <w:tblLook w:firstColumn="1" w:firstRow="1" w:lastColumn="0" w:lastRow="0" w:noHBand="0" w:noVBand="1" w:val="04A0"/>
+      </w:tblPr>
+      <w:tblGrid>
+        <w:gridCol w:w="1995"/>
+        <w:gridCol w:w="1995"/>
+        <w:gridCol w:w="1995"/>
+        <w:gridCol w:w="1995"/>
+        <w:gridCol w:w="1995"/>
+      </w:tblGrid>
+      <w:tr>
+        <w:trPr>
+          <w:tblHeader w:val="true"/>
+        </w:trPr>
+        <w:tc>
+          <w:tcPr>
+            <w:tcW w:type="dxa" w:w="1995"/>
+          </w:tcPr>
+          <w:p>
+            <w:r>
+              <w:rPr>
+                <w:rFonts w:ascii="Times New Roman" w:hAnsi="Times New Roman"/>
+                <w:b/>
+                <w:sz w:val="22"/>
+              </w:rPr>
+              <w:t>№</w:t>
+            </w:r>
+          </w:p>
+        </w:tc>
+        <w:tc>
+          <w:tcPr>
+            <w:tcW w:type="dxa" w:w="1995"/>
+          </w:tcPr>
+          <w:p>
+            <w:r>
+              <w:rPr>
+                <w:rFonts w:ascii="Times New Roman" w:hAnsi="Times New Roman"/>
+                <w:b/>
+                <w:sz w:val="22"/>
+              </w:rPr>
+              <w:t>Документ</w:t>
+            </w:r>
+          </w:p>
+        </w:tc>
+        <w:tc>
+          <w:tcPr>
+            <w:tcW w:type="dxa" w:w="1995"/>
+          </w:tcPr>
+          <w:p>
+            <w:r>
+              <w:rPr>
+                <w:rFonts w:ascii="Times New Roman" w:hAnsi="Times New Roman"/>
+                <w:b/>
+                <w:sz w:val="22"/>
+              </w:rPr>
+              <w:t>ФИО</w:t>
+            </w:r>
+          </w:p>
+        </w:tc>
+        <w:tc>
+          <w:tcPr>
+            <w:tcW w:type="dxa" w:w="1995"/>
+          </w:tcPr>
+          <w:p>
+            <w:r>
+              <w:rPr>
+                <w:rFonts w:ascii="Times New Roman" w:hAnsi="Times New Roman"/>
+                <w:b/>
+                <w:sz w:val="22"/>
+              </w:rPr>
+              <w:t>Подпись</w:t>
+            </w:r>
+          </w:p>
+        </w:tc>
+        <w:tc>
+          <w:tcPr>
+            <w:tcW w:type="dxa" w:w="1995"/>
+          </w:tcPr>
+          <w:p>
+            <w:r>
+              <w:rPr>
+                <w:rFonts w:ascii="Times New Roman" w:hAnsi="Times New Roman"/>
+                <w:b/>
+                <w:sz w:val="22"/>
+              </w:rPr>
+              <w:t>Дата</w:t>
+            </w:r>
+          </w:p>
+        </w:tc>
+      </w:tr>
+      <w:tr>
+        <w:tc>
+          <w:tcPr>
+            <w:tcW w:type="dxa" w:w="1995"/>
+          </w:tcPr>
+          <w:p>
+            <w:r>
+              <w:rPr>
+                <w:rFonts w:ascii="Times New Roman" w:hAnsi="Times New Roman"/>
+                <w:sz w:val="22"/>
+              </w:rPr>
+              <w:t>1</w:t>
+            </w:r>
+          </w:p>
+        </w:tc>
+        <w:tc>
+          <w:tcPr>
+            <w:tcW w:type="dxa" w:w="1995"/>
+          </w:tcPr>
+          <w:p>
+            <w:r>
+              <w:rPr>
+                <w:rFonts w:ascii="Times New Roman" w:hAnsi="Times New Roman"/>
+                <w:sz w:val="22"/>
+              </w:rPr>
+              <w:t>Приказ о создании проектно-конструкторского отдела</w:t>
+            </w:r>
+          </w:p>
+        </w:tc>
+        <w:tc>
+          <w:tcPr>
+            <w:tcW w:type="dxa" w:w="1995"/>
+          </w:tcPr>
+          <w:p/>
+        </w:tc>
+        <w:tc>
+          <w:tcPr>
+            <w:tcW w:type="dxa" w:w="1995"/>
+          </w:tcPr>
+          <w:p/>
+        </w:tc>
+        <w:tc>
+          <w:tcPr>
+            <w:tcW w:type="dxa" w:w="1995"/>
+          </w:tcPr>
+          <w:p/>
+        </w:tc>
+      </w:tr>
+      <w:tr>
+        <w:tc>
+          <w:tcPr>
+            <w:tcW w:type="dxa" w:w="1995"/>
+          </w:tcPr>
+          <w:p>
+            <w:r>
+              <w:rPr>
+                <w:rFonts w:ascii="Times New Roman" w:hAnsi="Times New Roman"/>
+                <w:sz w:val="22"/>
+              </w:rPr>
+              <w:t>2</w:t>
+            </w:r>
+          </w:p>
+        </w:tc>
+        <w:tc>
+          <w:tcPr>
+            <w:tcW w:type="dxa" w:w="1995"/>
+          </w:tcPr>
+          <w:p>
+            <w:r>
+              <w:rPr>
+                <w:rFonts w:ascii="Times New Roman" w:hAnsi="Times New Roman"/>
+                <w:sz w:val="22"/>
+              </w:rPr>
+              <w:t>Положение о проектно-конструкторском отделе</w:t>
+            </w:r>
+          </w:p>
+        </w:tc>
+        <w:tc>
+          <w:tcPr>
+            <w:tcW w:type="dxa" w:w="1995"/>
+          </w:tcPr>
+          <w:p/>
+        </w:tc>
+        <w:tc>
+          <w:tcPr>
+            <w:tcW w:type="dxa" w:w="1995"/>
+          </w:tcPr>
+          <w:p/>
+        </w:tc>
+        <w:tc>
+          <w:tcPr>
+            <w:tcW w:type="dxa" w:w="1995"/>
+          </w:tcPr>
+          <w:p/>
+        </w:tc>
+      </w:tr>
+      <w:tr>
+        <w:tc>
+          <w:tcPr>
+            <w:tcW w:type="dxa" w:w="1995"/>
+          </w:tcPr>
+          <w:p>
+            <w:r>
+              <w:rPr>
+                <w:rFonts w:ascii="Times New Roman" w:hAnsi="Times New Roman"/>
+                <w:sz w:val="22"/>
+              </w:rPr>
+              <w:t>3</w:t>
+            </w:r>
+          </w:p>
+        </w:tc>
+        <w:tc>
+          <w:tcPr>
+            <w:tcW w:type="dxa" w:w="1995"/>
+          </w:tcPr>
+          <w:p>
+            <w:r>
+              <w:rPr>
+                <w:rFonts w:ascii="Times New Roman" w:hAnsi="Times New Roman"/>
+                <w:sz w:val="22"/>
+              </w:rPr>
+              <w:t>Регламент оформления чертежей рабочей документации стадии КМД</w:t>
             </w:r>
           </w:p>
         </w:tc>

--- a/_build/docx/01_Кадровые_документы/6_Лист_ознакомления.docx
+++ b/_build/docx/01_Кадровые_документы/6_Лист_ознакомления.docx
@@ -62,10 +62,10 @@
         <w:tblLook w:firstColumn="1" w:firstRow="1" w:lastColumn="0" w:lastRow="0" w:noHBand="0" w:noVBand="1" w:val="04A0"/>
       </w:tblPr>
       <w:tblGrid>
-        <w:gridCol w:w="2493"/>
-        <w:gridCol w:w="2493"/>
-        <w:gridCol w:w="2493"/>
-        <w:gridCol w:w="2493"/>
+        <w:gridCol w:w="2410"/>
+        <w:gridCol w:w="2410"/>
+        <w:gridCol w:w="2410"/>
+        <w:gridCol w:w="2410"/>
       </w:tblGrid>
       <w:tr>
         <w:trPr>
@@ -73,7 +73,7 @@
         </w:trPr>
         <w:tc>
           <w:tcPr>
-            <w:tcW w:type="dxa" w:w="2493"/>
+            <w:tcW w:type="dxa" w:w="2410"/>
           </w:tcPr>
           <w:p>
             <w:r>
@@ -88,7 +88,7 @@
         </w:tc>
         <w:tc>
           <w:tcPr>
-            <w:tcW w:type="dxa" w:w="2493"/>
+            <w:tcW w:type="dxa" w:w="2410"/>
           </w:tcPr>
           <w:p>
             <w:r>
@@ -103,7 +103,7 @@
         </w:tc>
         <w:tc>
           <w:tcPr>
-            <w:tcW w:type="dxa" w:w="2493"/>
+            <w:tcW w:type="dxa" w:w="2410"/>
           </w:tcPr>
           <w:p>
             <w:r>
@@ -118,7 +118,7 @@
         </w:tc>
         <w:tc>
           <w:tcPr>
-            <w:tcW w:type="dxa" w:w="2493"/>
+            <w:tcW w:type="dxa" w:w="2410"/>
           </w:tcPr>
           <w:p>
             <w:r>
@@ -135,7 +135,7 @@
       <w:tr>
         <w:tc>
           <w:tcPr>
-            <w:tcW w:type="dxa" w:w="2493"/>
+            <w:tcW w:type="dxa" w:w="2410"/>
           </w:tcPr>
           <w:p>
             <w:r>
@@ -149,7 +149,7 @@
         </w:tc>
         <w:tc>
           <w:tcPr>
-            <w:tcW w:type="dxa" w:w="2493"/>
+            <w:tcW w:type="dxa" w:w="2410"/>
           </w:tcPr>
           <w:p>
             <w:r>
@@ -163,13 +163,13 @@
         </w:tc>
         <w:tc>
           <w:tcPr>
-            <w:tcW w:type="dxa" w:w="2493"/>
+            <w:tcW w:type="dxa" w:w="2410"/>
           </w:tcPr>
           <w:p/>
         </w:tc>
         <w:tc>
           <w:tcPr>
-            <w:tcW w:type="dxa" w:w="2493"/>
+            <w:tcW w:type="dxa" w:w="2410"/>
           </w:tcPr>
           <w:p/>
         </w:tc>
@@ -177,7 +177,7 @@
       <w:tr>
         <w:tc>
           <w:tcPr>
-            <w:tcW w:type="dxa" w:w="2493"/>
+            <w:tcW w:type="dxa" w:w="2410"/>
           </w:tcPr>
           <w:p>
             <w:r>
@@ -191,7 +191,7 @@
         </w:tc>
         <w:tc>
           <w:tcPr>
-            <w:tcW w:type="dxa" w:w="2493"/>
+            <w:tcW w:type="dxa" w:w="2410"/>
           </w:tcPr>
           <w:p>
             <w:r>
@@ -205,13 +205,13 @@
         </w:tc>
         <w:tc>
           <w:tcPr>
-            <w:tcW w:type="dxa" w:w="2493"/>
+            <w:tcW w:type="dxa" w:w="2410"/>
           </w:tcPr>
           <w:p/>
         </w:tc>
         <w:tc>
           <w:tcPr>
-            <w:tcW w:type="dxa" w:w="2493"/>
+            <w:tcW w:type="dxa" w:w="2410"/>
           </w:tcPr>
           <w:p/>
         </w:tc>
@@ -219,7 +219,7 @@
       <w:tr>
         <w:tc>
           <w:tcPr>
-            <w:tcW w:type="dxa" w:w="2493"/>
+            <w:tcW w:type="dxa" w:w="2410"/>
           </w:tcPr>
           <w:p>
             <w:r>
@@ -233,7 +233,7 @@
         </w:tc>
         <w:tc>
           <w:tcPr>
-            <w:tcW w:type="dxa" w:w="2493"/>
+            <w:tcW w:type="dxa" w:w="2410"/>
           </w:tcPr>
           <w:p>
             <w:r>
@@ -247,13 +247,13 @@
         </w:tc>
         <w:tc>
           <w:tcPr>
-            <w:tcW w:type="dxa" w:w="2493"/>
+            <w:tcW w:type="dxa" w:w="2410"/>
           </w:tcPr>
           <w:p/>
         </w:tc>
         <w:tc>
           <w:tcPr>
-            <w:tcW w:type="dxa" w:w="2493"/>
+            <w:tcW w:type="dxa" w:w="2410"/>
           </w:tcPr>
           <w:p/>
         </w:tc>
@@ -261,7 +261,7 @@
       <w:tr>
         <w:tc>
           <w:tcPr>
-            <w:tcW w:type="dxa" w:w="2493"/>
+            <w:tcW w:type="dxa" w:w="2410"/>
           </w:tcPr>
           <w:p>
             <w:r>
@@ -275,7 +275,7 @@
         </w:tc>
         <w:tc>
           <w:tcPr>
-            <w:tcW w:type="dxa" w:w="2493"/>
+            <w:tcW w:type="dxa" w:w="2410"/>
           </w:tcPr>
           <w:p>
             <w:r>
@@ -289,13 +289,13 @@
         </w:tc>
         <w:tc>
           <w:tcPr>
-            <w:tcW w:type="dxa" w:w="2493"/>
+            <w:tcW w:type="dxa" w:w="2410"/>
           </w:tcPr>
           <w:p/>
         </w:tc>
         <w:tc>
           <w:tcPr>
-            <w:tcW w:type="dxa" w:w="2493"/>
+            <w:tcW w:type="dxa" w:w="2410"/>
           </w:tcPr>
           <w:p/>
         </w:tc>
@@ -303,7 +303,7 @@
       <w:tr>
         <w:tc>
           <w:tcPr>
-            <w:tcW w:type="dxa" w:w="2493"/>
+            <w:tcW w:type="dxa" w:w="2410"/>
           </w:tcPr>
           <w:p>
             <w:r>
@@ -317,7 +317,7 @@
         </w:tc>
         <w:tc>
           <w:tcPr>
-            <w:tcW w:type="dxa" w:w="2493"/>
+            <w:tcW w:type="dxa" w:w="2410"/>
           </w:tcPr>
           <w:p>
             <w:r>
@@ -331,13 +331,13 @@
         </w:tc>
         <w:tc>
           <w:tcPr>
-            <w:tcW w:type="dxa" w:w="2493"/>
+            <w:tcW w:type="dxa" w:w="2410"/>
           </w:tcPr>
           <w:p/>
         </w:tc>
         <w:tc>
           <w:tcPr>
-            <w:tcW w:type="dxa" w:w="2493"/>
+            <w:tcW w:type="dxa" w:w="2410"/>
           </w:tcPr>
           <w:p/>
         </w:tc>
@@ -345,7 +345,7 @@
       <w:tr>
         <w:tc>
           <w:tcPr>
-            <w:tcW w:type="dxa" w:w="2493"/>
+            <w:tcW w:type="dxa" w:w="2410"/>
           </w:tcPr>
           <w:p>
             <w:r>
@@ -359,7 +359,7 @@
         </w:tc>
         <w:tc>
           <w:tcPr>
-            <w:tcW w:type="dxa" w:w="2493"/>
+            <w:tcW w:type="dxa" w:w="2410"/>
           </w:tcPr>
           <w:p>
             <w:r>
@@ -373,13 +373,13 @@
         </w:tc>
         <w:tc>
           <w:tcPr>
-            <w:tcW w:type="dxa" w:w="2493"/>
+            <w:tcW w:type="dxa" w:w="2410"/>
           </w:tcPr>
           <w:p/>
         </w:tc>
         <w:tc>
           <w:tcPr>
-            <w:tcW w:type="dxa" w:w="2493"/>
+            <w:tcW w:type="dxa" w:w="2410"/>
           </w:tcPr>
           <w:p/>
         </w:tc>
@@ -387,7 +387,7 @@
       <w:tr>
         <w:tc>
           <w:tcPr>
-            <w:tcW w:type="dxa" w:w="2493"/>
+            <w:tcW w:type="dxa" w:w="2410"/>
           </w:tcPr>
           <w:p>
             <w:r>
@@ -401,7 +401,7 @@
         </w:tc>
         <w:tc>
           <w:tcPr>
-            <w:tcW w:type="dxa" w:w="2493"/>
+            <w:tcW w:type="dxa" w:w="2410"/>
           </w:tcPr>
           <w:p>
             <w:r>
@@ -415,13 +415,13 @@
         </w:tc>
         <w:tc>
           <w:tcPr>
-            <w:tcW w:type="dxa" w:w="2493"/>
+            <w:tcW w:type="dxa" w:w="2410"/>
           </w:tcPr>
           <w:p/>
         </w:tc>
         <w:tc>
           <w:tcPr>
-            <w:tcW w:type="dxa" w:w="2493"/>
+            <w:tcW w:type="dxa" w:w="2410"/>
           </w:tcPr>
           <w:p/>
         </w:tc>
@@ -429,7 +429,7 @@
       <w:tr>
         <w:tc>
           <w:tcPr>
-            <w:tcW w:type="dxa" w:w="2493"/>
+            <w:tcW w:type="dxa" w:w="2410"/>
           </w:tcPr>
           <w:p>
             <w:r>
@@ -443,7 +443,7 @@
         </w:tc>
         <w:tc>
           <w:tcPr>
-            <w:tcW w:type="dxa" w:w="2493"/>
+            <w:tcW w:type="dxa" w:w="2410"/>
           </w:tcPr>
           <w:p>
             <w:r>
@@ -457,13 +457,13 @@
         </w:tc>
         <w:tc>
           <w:tcPr>
-            <w:tcW w:type="dxa" w:w="2493"/>
+            <w:tcW w:type="dxa" w:w="2410"/>
           </w:tcPr>
           <w:p/>
         </w:tc>
         <w:tc>
           <w:tcPr>
-            <w:tcW w:type="dxa" w:w="2493"/>
+            <w:tcW w:type="dxa" w:w="2410"/>
           </w:tcPr>
           <w:p/>
         </w:tc>
@@ -471,7 +471,7 @@
       <w:tr>
         <w:tc>
           <w:tcPr>
-            <w:tcW w:type="dxa" w:w="2493"/>
+            <w:tcW w:type="dxa" w:w="2410"/>
           </w:tcPr>
           <w:p>
             <w:r>
@@ -485,7 +485,7 @@
         </w:tc>
         <w:tc>
           <w:tcPr>
-            <w:tcW w:type="dxa" w:w="2493"/>
+            <w:tcW w:type="dxa" w:w="2410"/>
           </w:tcPr>
           <w:p>
             <w:r>
@@ -499,13 +499,13 @@
         </w:tc>
         <w:tc>
           <w:tcPr>
-            <w:tcW w:type="dxa" w:w="2493"/>
+            <w:tcW w:type="dxa" w:w="2410"/>
           </w:tcPr>
           <w:p/>
         </w:tc>
         <w:tc>
           <w:tcPr>
-            <w:tcW w:type="dxa" w:w="2493"/>
+            <w:tcW w:type="dxa" w:w="2410"/>
           </w:tcPr>
           <w:p/>
         </w:tc>
@@ -513,7 +513,7 @@
       <w:tr>
         <w:tc>
           <w:tcPr>
-            <w:tcW w:type="dxa" w:w="2493"/>
+            <w:tcW w:type="dxa" w:w="2410"/>
           </w:tcPr>
           <w:p>
             <w:r>
@@ -527,7 +527,7 @@
         </w:tc>
         <w:tc>
           <w:tcPr>
-            <w:tcW w:type="dxa" w:w="2493"/>
+            <w:tcW w:type="dxa" w:w="2410"/>
           </w:tcPr>
           <w:p>
             <w:r>
@@ -541,13 +541,13 @@
         </w:tc>
         <w:tc>
           <w:tcPr>
-            <w:tcW w:type="dxa" w:w="2493"/>
+            <w:tcW w:type="dxa" w:w="2410"/>
           </w:tcPr>
           <w:p/>
         </w:tc>
         <w:tc>
           <w:tcPr>
-            <w:tcW w:type="dxa" w:w="2493"/>
+            <w:tcW w:type="dxa" w:w="2410"/>
           </w:tcPr>
           <w:p/>
         </w:tc>
@@ -588,11 +588,11 @@
         <w:tblLook w:firstColumn="1" w:firstRow="1" w:lastColumn="0" w:lastRow="0" w:noHBand="0" w:noVBand="1" w:val="04A0"/>
       </w:tblPr>
       <w:tblGrid>
-        <w:gridCol w:w="1995"/>
-        <w:gridCol w:w="1995"/>
-        <w:gridCol w:w="1995"/>
-        <w:gridCol w:w="1995"/>
-        <w:gridCol w:w="1995"/>
+        <w:gridCol w:w="1928"/>
+        <w:gridCol w:w="1928"/>
+        <w:gridCol w:w="1928"/>
+        <w:gridCol w:w="1928"/>
+        <w:gridCol w:w="1928"/>
       </w:tblGrid>
       <w:tr>
         <w:trPr>
@@ -600,7 +600,7 @@
         </w:trPr>
         <w:tc>
           <w:tcPr>
-            <w:tcW w:type="dxa" w:w="1995"/>
+            <w:tcW w:type="dxa" w:w="1928"/>
           </w:tcPr>
           <w:p>
             <w:r>
@@ -615,7 +615,7 @@
         </w:tc>
         <w:tc>
           <w:tcPr>
-            <w:tcW w:type="dxa" w:w="1995"/>
+            <w:tcW w:type="dxa" w:w="1928"/>
           </w:tcPr>
           <w:p>
             <w:r>
@@ -630,7 +630,7 @@
         </w:tc>
         <w:tc>
           <w:tcPr>
-            <w:tcW w:type="dxa" w:w="1995"/>
+            <w:tcW w:type="dxa" w:w="1928"/>
           </w:tcPr>
           <w:p>
             <w:r>
@@ -645,7 +645,7 @@
         </w:tc>
         <w:tc>
           <w:tcPr>
-            <w:tcW w:type="dxa" w:w="1995"/>
+            <w:tcW w:type="dxa" w:w="1928"/>
           </w:tcPr>
           <w:p>
             <w:r>
@@ -660,7 +660,7 @@
         </w:tc>
         <w:tc>
           <w:tcPr>
-            <w:tcW w:type="dxa" w:w="1995"/>
+            <w:tcW w:type="dxa" w:w="1928"/>
           </w:tcPr>
           <w:p>
             <w:r>
@@ -677,7 +677,7 @@
       <w:tr>
         <w:tc>
           <w:tcPr>
-            <w:tcW w:type="dxa" w:w="1995"/>
+            <w:tcW w:type="dxa" w:w="1928"/>
           </w:tcPr>
           <w:p>
             <w:r>
@@ -691,7 +691,7 @@
         </w:tc>
         <w:tc>
           <w:tcPr>
-            <w:tcW w:type="dxa" w:w="1995"/>
+            <w:tcW w:type="dxa" w:w="1928"/>
           </w:tcPr>
           <w:p>
             <w:r>
@@ -705,7 +705,7 @@
         </w:tc>
         <w:tc>
           <w:tcPr>
-            <w:tcW w:type="dxa" w:w="1995"/>
+            <w:tcW w:type="dxa" w:w="1928"/>
           </w:tcPr>
           <w:p>
             <w:r>
@@ -719,13 +719,13 @@
         </w:tc>
         <w:tc>
           <w:tcPr>
-            <w:tcW w:type="dxa" w:w="1995"/>
+            <w:tcW w:type="dxa" w:w="1928"/>
           </w:tcPr>
           <w:p/>
         </w:tc>
         <w:tc>
           <w:tcPr>
-            <w:tcW w:type="dxa" w:w="1995"/>
+            <w:tcW w:type="dxa" w:w="1928"/>
           </w:tcPr>
           <w:p/>
         </w:tc>
@@ -733,7 +733,7 @@
       <w:tr>
         <w:tc>
           <w:tcPr>
-            <w:tcW w:type="dxa" w:w="1995"/>
+            <w:tcW w:type="dxa" w:w="1928"/>
           </w:tcPr>
           <w:p>
             <w:r>
@@ -747,7 +747,7 @@
         </w:tc>
         <w:tc>
           <w:tcPr>
-            <w:tcW w:type="dxa" w:w="1995"/>
+            <w:tcW w:type="dxa" w:w="1928"/>
           </w:tcPr>
           <w:p>
             <w:r>
@@ -761,7 +761,7 @@
         </w:tc>
         <w:tc>
           <w:tcPr>
-            <w:tcW w:type="dxa" w:w="1995"/>
+            <w:tcW w:type="dxa" w:w="1928"/>
           </w:tcPr>
           <w:p>
             <w:r>
@@ -775,13 +775,13 @@
         </w:tc>
         <w:tc>
           <w:tcPr>
-            <w:tcW w:type="dxa" w:w="1995"/>
+            <w:tcW w:type="dxa" w:w="1928"/>
           </w:tcPr>
           <w:p/>
         </w:tc>
         <w:tc>
           <w:tcPr>
-            <w:tcW w:type="dxa" w:w="1995"/>
+            <w:tcW w:type="dxa" w:w="1928"/>
           </w:tcPr>
           <w:p/>
         </w:tc>
@@ -789,7 +789,7 @@
       <w:tr>
         <w:tc>
           <w:tcPr>
-            <w:tcW w:type="dxa" w:w="1995"/>
+            <w:tcW w:type="dxa" w:w="1928"/>
           </w:tcPr>
           <w:p>
             <w:r>
@@ -803,25 +803,25 @@
         </w:tc>
         <w:tc>
           <w:tcPr>
-            <w:tcW w:type="dxa" w:w="1995"/>
+            <w:tcW w:type="dxa" w:w="1928"/>
           </w:tcPr>
           <w:p/>
         </w:tc>
         <w:tc>
           <w:tcPr>
-            <w:tcW w:type="dxa" w:w="1995"/>
+            <w:tcW w:type="dxa" w:w="1928"/>
           </w:tcPr>
           <w:p/>
         </w:tc>
         <w:tc>
           <w:tcPr>
-            <w:tcW w:type="dxa" w:w="1995"/>
+            <w:tcW w:type="dxa" w:w="1928"/>
           </w:tcPr>
           <w:p/>
         </w:tc>
         <w:tc>
           <w:tcPr>
-            <w:tcW w:type="dxa" w:w="1995"/>
+            <w:tcW w:type="dxa" w:w="1928"/>
           </w:tcPr>
           <w:p/>
         </w:tc>
@@ -854,11 +854,11 @@
         <w:tblLook w:firstColumn="1" w:firstRow="1" w:lastColumn="0" w:lastRow="0" w:noHBand="0" w:noVBand="1" w:val="04A0"/>
       </w:tblPr>
       <w:tblGrid>
-        <w:gridCol w:w="1995"/>
-        <w:gridCol w:w="1995"/>
-        <w:gridCol w:w="1995"/>
-        <w:gridCol w:w="1995"/>
-        <w:gridCol w:w="1995"/>
+        <w:gridCol w:w="1928"/>
+        <w:gridCol w:w="1928"/>
+        <w:gridCol w:w="1928"/>
+        <w:gridCol w:w="1928"/>
+        <w:gridCol w:w="1928"/>
       </w:tblGrid>
       <w:tr>
         <w:trPr>
@@ -866,7 +866,7 @@
         </w:trPr>
         <w:tc>
           <w:tcPr>
-            <w:tcW w:type="dxa" w:w="1995"/>
+            <w:tcW w:type="dxa" w:w="1928"/>
           </w:tcPr>
           <w:p>
             <w:r>
@@ -881,7 +881,7 @@
         </w:tc>
         <w:tc>
           <w:tcPr>
-            <w:tcW w:type="dxa" w:w="1995"/>
+            <w:tcW w:type="dxa" w:w="1928"/>
           </w:tcPr>
           <w:p>
             <w:r>
@@ -896,7 +896,7 @@
         </w:tc>
         <w:tc>
           <w:tcPr>
-            <w:tcW w:type="dxa" w:w="1995"/>
+            <w:tcW w:type="dxa" w:w="1928"/>
           </w:tcPr>
           <w:p>
             <w:r>
@@ -911,7 +911,7 @@
         </w:tc>
         <w:tc>
           <w:tcPr>
-            <w:tcW w:type="dxa" w:w="1995"/>
+            <w:tcW w:type="dxa" w:w="1928"/>
           </w:tcPr>
           <w:p>
             <w:r>
@@ -926,7 +926,7 @@
         </w:tc>
         <w:tc>
           <w:tcPr>
-            <w:tcW w:type="dxa" w:w="1995"/>
+            <w:tcW w:type="dxa" w:w="1928"/>
           </w:tcPr>
           <w:p>
             <w:r>
@@ -943,7 +943,7 @@
       <w:tr>
         <w:tc>
           <w:tcPr>
-            <w:tcW w:type="dxa" w:w="1995"/>
+            <w:tcW w:type="dxa" w:w="1928"/>
           </w:tcPr>
           <w:p>
             <w:r>
@@ -957,7 +957,7 @@
         </w:tc>
         <w:tc>
           <w:tcPr>
-            <w:tcW w:type="dxa" w:w="1995"/>
+            <w:tcW w:type="dxa" w:w="1928"/>
           </w:tcPr>
           <w:p>
             <w:r>
@@ -971,19 +971,19 @@
         </w:tc>
         <w:tc>
           <w:tcPr>
-            <w:tcW w:type="dxa" w:w="1995"/>
+            <w:tcW w:type="dxa" w:w="1928"/>
           </w:tcPr>
           <w:p/>
         </w:tc>
         <w:tc>
           <w:tcPr>
-            <w:tcW w:type="dxa" w:w="1995"/>
+            <w:tcW w:type="dxa" w:w="1928"/>
           </w:tcPr>
           <w:p/>
         </w:tc>
         <w:tc>
           <w:tcPr>
-            <w:tcW w:type="dxa" w:w="1995"/>
+            <w:tcW w:type="dxa" w:w="1928"/>
           </w:tcPr>
           <w:p/>
         </w:tc>
@@ -1054,11 +1054,11 @@
         <w:tblLook w:firstColumn="1" w:firstRow="1" w:lastColumn="0" w:lastRow="0" w:noHBand="0" w:noVBand="1" w:val="04A0"/>
       </w:tblPr>
       <w:tblGrid>
-        <w:gridCol w:w="1995"/>
-        <w:gridCol w:w="1995"/>
-        <w:gridCol w:w="1995"/>
-        <w:gridCol w:w="1995"/>
-        <w:gridCol w:w="1995"/>
+        <w:gridCol w:w="1928"/>
+        <w:gridCol w:w="1928"/>
+        <w:gridCol w:w="1928"/>
+        <w:gridCol w:w="1928"/>
+        <w:gridCol w:w="1928"/>
       </w:tblGrid>
       <w:tr>
         <w:trPr>
@@ -1066,7 +1066,7 @@
         </w:trPr>
         <w:tc>
           <w:tcPr>
-            <w:tcW w:type="dxa" w:w="1995"/>
+            <w:tcW w:type="dxa" w:w="1928"/>
           </w:tcPr>
           <w:p>
             <w:r>
@@ -1081,7 +1081,7 @@
         </w:tc>
         <w:tc>
           <w:tcPr>
-            <w:tcW w:type="dxa" w:w="1995"/>
+            <w:tcW w:type="dxa" w:w="1928"/>
           </w:tcPr>
           <w:p>
             <w:r>
@@ -1096,7 +1096,7 @@
         </w:tc>
         <w:tc>
           <w:tcPr>
-            <w:tcW w:type="dxa" w:w="1995"/>
+            <w:tcW w:type="dxa" w:w="1928"/>
           </w:tcPr>
           <w:p>
             <w:r>
@@ -1111,7 +1111,7 @@
         </w:tc>
         <w:tc>
           <w:tcPr>
-            <w:tcW w:type="dxa" w:w="1995"/>
+            <w:tcW w:type="dxa" w:w="1928"/>
           </w:tcPr>
           <w:p>
             <w:r>
@@ -1126,7 +1126,7 @@
         </w:tc>
         <w:tc>
           <w:tcPr>
-            <w:tcW w:type="dxa" w:w="1995"/>
+            <w:tcW w:type="dxa" w:w="1928"/>
           </w:tcPr>
           <w:p>
             <w:r>
@@ -1143,7 +1143,7 @@
       <w:tr>
         <w:tc>
           <w:tcPr>
-            <w:tcW w:type="dxa" w:w="1995"/>
+            <w:tcW w:type="dxa" w:w="1928"/>
           </w:tcPr>
           <w:p>
             <w:r>
@@ -1157,7 +1157,7 @@
         </w:tc>
         <w:tc>
           <w:tcPr>
-            <w:tcW w:type="dxa" w:w="1995"/>
+            <w:tcW w:type="dxa" w:w="1928"/>
           </w:tcPr>
           <w:p>
             <w:r>
@@ -1171,19 +1171,19 @@
         </w:tc>
         <w:tc>
           <w:tcPr>
-            <w:tcW w:type="dxa" w:w="1995"/>
+            <w:tcW w:type="dxa" w:w="1928"/>
           </w:tcPr>
           <w:p/>
         </w:tc>
         <w:tc>
           <w:tcPr>
-            <w:tcW w:type="dxa" w:w="1995"/>
+            <w:tcW w:type="dxa" w:w="1928"/>
           </w:tcPr>
           <w:p/>
         </w:tc>
         <w:tc>
           <w:tcPr>
-            <w:tcW w:type="dxa" w:w="1995"/>
+            <w:tcW w:type="dxa" w:w="1928"/>
           </w:tcPr>
           <w:p/>
         </w:tc>
@@ -1191,7 +1191,7 @@
       <w:tr>
         <w:tc>
           <w:tcPr>
-            <w:tcW w:type="dxa" w:w="1995"/>
+            <w:tcW w:type="dxa" w:w="1928"/>
           </w:tcPr>
           <w:p>
             <w:r>
@@ -1205,7 +1205,7 @@
         </w:tc>
         <w:tc>
           <w:tcPr>
-            <w:tcW w:type="dxa" w:w="1995"/>
+            <w:tcW w:type="dxa" w:w="1928"/>
           </w:tcPr>
           <w:p>
             <w:r>
@@ -1219,19 +1219,19 @@
         </w:tc>
         <w:tc>
           <w:tcPr>
-            <w:tcW w:type="dxa" w:w="1995"/>
+            <w:tcW w:type="dxa" w:w="1928"/>
           </w:tcPr>
           <w:p/>
         </w:tc>
         <w:tc>
           <w:tcPr>
-            <w:tcW w:type="dxa" w:w="1995"/>
+            <w:tcW w:type="dxa" w:w="1928"/>
           </w:tcPr>
           <w:p/>
         </w:tc>
         <w:tc>
           <w:tcPr>
-            <w:tcW w:type="dxa" w:w="1995"/>
+            <w:tcW w:type="dxa" w:w="1928"/>
           </w:tcPr>
           <w:p/>
         </w:tc>
@@ -1239,7 +1239,7 @@
       <w:tr>
         <w:tc>
           <w:tcPr>
-            <w:tcW w:type="dxa" w:w="1995"/>
+            <w:tcW w:type="dxa" w:w="1928"/>
           </w:tcPr>
           <w:p>
             <w:r>
@@ -1253,7 +1253,7 @@
         </w:tc>
         <w:tc>
           <w:tcPr>
-            <w:tcW w:type="dxa" w:w="1995"/>
+            <w:tcW w:type="dxa" w:w="1928"/>
           </w:tcPr>
           <w:p>
             <w:r>
@@ -1267,19 +1267,19 @@
         </w:tc>
         <w:tc>
           <w:tcPr>
-            <w:tcW w:type="dxa" w:w="1995"/>
+            <w:tcW w:type="dxa" w:w="1928"/>
           </w:tcPr>
           <w:p/>
         </w:tc>
         <w:tc>
           <w:tcPr>
-            <w:tcW w:type="dxa" w:w="1995"/>
+            <w:tcW w:type="dxa" w:w="1928"/>
           </w:tcPr>
           <w:p/>
         </w:tc>
         <w:tc>
           <w:tcPr>
-            <w:tcW w:type="dxa" w:w="1995"/>
+            <w:tcW w:type="dxa" w:w="1928"/>
           </w:tcPr>
           <w:p/>
         </w:tc>
@@ -1295,7 +1295,7 @@
       </w:r>
     </w:p>
     <w:sectPr>
-      <w:pgSz w:w="12240" w:h="15840"/>
+      <w:pgSz w:w="11906" w:h="16838"/>
       <w:pgMar w:top="1134" w:right="850" w:bottom="1134" w:left="1417" w:header="720" w:footer="720" w:gutter="0"/>
       <w:cols w:space="720"/>
       <w:docGrid w:linePitch="360"/>

--- a/_build/docx/01_Кадровые_документы/6_Лист_ознакомления.docx
+++ b/_build/docx/01_Кадровые_документы/6_Лист_ознакомления.docx
@@ -494,48 +494,6 @@
                 <w:sz w:val="22"/>
               </w:rPr>
               <w:t>Выписка из штатного расписания по проектно-конструкторскому отделу</w:t>
-            </w:r>
-          </w:p>
-        </w:tc>
-        <w:tc>
-          <w:tcPr>
-            <w:tcW w:type="dxa" w:w="2410"/>
-          </w:tcPr>
-          <w:p/>
-        </w:tc>
-        <w:tc>
-          <w:tcPr>
-            <w:tcW w:type="dxa" w:w="2410"/>
-          </w:tcPr>
-          <w:p/>
-        </w:tc>
-      </w:tr>
-      <w:tr>
-        <w:tc>
-          <w:tcPr>
-            <w:tcW w:type="dxa" w:w="2410"/>
-          </w:tcPr>
-          <w:p>
-            <w:r>
-              <w:rPr>
-                <w:rFonts w:ascii="Times New Roman" w:hAnsi="Times New Roman"/>
-                <w:sz w:val="22"/>
-              </w:rPr>
-              <w:t>10</w:t>
-            </w:r>
-          </w:p>
-        </w:tc>
-        <w:tc>
-          <w:tcPr>
-            <w:tcW w:type="dxa" w:w="2410"/>
-          </w:tcPr>
-          <w:p>
-            <w:r>
-              <w:rPr>
-                <w:rFonts w:ascii="Times New Roman" w:hAnsi="Times New Roman"/>
-                <w:sz w:val="22"/>
-              </w:rPr>
-              <w:t>Информационное письмо начальнику отдела (функции, права, ответственность)</w:t>
             </w:r>
           </w:p>
         </w:tc>
